--- a/FP/VP527224/Final/JCE_FP_VP527224_Final_RevF.docx
+++ b/FP/VP527224/Final/JCE_FP_VP527224_Final_RevF.docx
@@ -461,7 +461,7 @@
         <w:rPr>
           <w:i w:val="0"/>
         </w:rPr>
-        <w:t>JCE Infrastructure Pty Ltd (JCE) submits this proposal for the Port Douglas Marine Industry Precinct Scoping Study (RFQ 2026-092). JCE will lead the study as lead consultant and integrator. Jayden Callen, Director, will manage every specialist personally as Council's single point of contact, to one program with four hold points and one register of comments and actions. He has spent the last three years delivering engineering work from Townsville across North Queensland and Cape York, and has worked on the client side for a Far North Queensland council, where he shortlisted consultants for a council tender.</w:t>
+        <w:t>JCE Infrastructure Pty Ltd (JCE) submits this proposal for the Port Douglas Marine Industry Precinct Scoping Study (RFQ 2026-092). JCE will lead the study as lead consultant and integrator. Jayden Callen, Director, will manage every specialist personally as Council's single point of contact, to one program with four hold points and one register of comments and actions. Until 05/2026 he was based in Townsville, managing engineering work across North Queensland and Cape York, and he has worked on the client side for a Far North Queensland council, where he shortlisted consultants for a council tender.</w:t>
       </w:r>
     </w:p>
     <w:p>
@@ -614,7 +614,7 @@
         <w:pStyle w:val="ListBullet"/>
       </w:pPr>
       <w:r>
-        <w:t>Jayden Callen worked in Townsville from 2023 to 2026, first as Senior Engineer and Design Manager with SCP Consulting and then as Civil Design Manager with Langtree Consulting Engineers.</w:t>
+        <w:t>Jayden Callen was based in Townsville as Senior Engineer and Design Manager with SCP Consulting and then as Civil Design Manager with Langtree Consulting Engineers (to 05/2026).</w:t>
       </w:r>
     </w:p>
     <w:p>

--- a/FP/VP527224/Final/JCE_FP_VP527224_Final_RevF.docx
+++ b/FP/VP527224/Final/JCE_FP_VP527224_Final_RevF.docx
@@ -6200,7 +6200,7 @@
               <w:rPr>
                 <w:sz w:val="17"/>
               </w:rPr>
-              <w:t>$200/hr  |  $1,600/day</w:t>
+              <w:t>$200/hr, $1,600/day</w:t>
             </w:r>
           </w:p>
         </w:tc>
@@ -6239,7 +6239,7 @@
               <w:rPr>
                 <w:sz w:val="17"/>
               </w:rPr>
-              <w:t>$200/hr  |  $1,600/day</w:t>
+              <w:t>$200/hr, $1,600/day</w:t>
             </w:r>
           </w:p>
         </w:tc>
@@ -6278,7 +6278,7 @@
               <w:rPr>
                 <w:sz w:val="17"/>
               </w:rPr>
-              <w:t>$190/hr  |  $1,520/day</w:t>
+              <w:t>$190/hr, $1,520/day</w:t>
             </w:r>
           </w:p>
         </w:tc>
@@ -6317,7 +6317,7 @@
               <w:rPr>
                 <w:sz w:val="17"/>
               </w:rPr>
-              <w:t>$180/hr  |  $1,440/day</w:t>
+              <w:t>$180/hr, $1,440/day</w:t>
             </w:r>
           </w:p>
         </w:tc>
@@ -6356,7 +6356,7 @@
               <w:rPr>
                 <w:sz w:val="17"/>
               </w:rPr>
-              <w:t>$170/hr  |  $1,360/day</w:t>
+              <w:t>$170/hr, $1,360/day</w:t>
             </w:r>
           </w:p>
         </w:tc>
@@ -6395,7 +6395,7 @@
               <w:rPr>
                 <w:sz w:val="17"/>
               </w:rPr>
-              <w:t>$160/hr  |  $1,280/day</w:t>
+              <w:t>$160/hr, $1,280/day</w:t>
             </w:r>
           </w:p>
         </w:tc>
@@ -6434,7 +6434,7 @@
               <w:rPr>
                 <w:sz w:val="17"/>
               </w:rPr>
-              <w:t>$140/hr  |  $1,120/day</w:t>
+              <w:t>$140/hr, $1,120/day</w:t>
             </w:r>
           </w:p>
         </w:tc>
